--- a/CONTEST-ARTICLE-V3-PLANTILLA.docx
+++ b/CONTEST-ARTICLE-V3-PLANTILLA.docx
@@ -1311,7 +1311,7 @@
           <w:szCs w:val="20"/>
           <w:rtl w:val="0"/>
         </w:rPr>
-        <w:t xml:space="preserve">Future improvements. Three are planned. Published records of branch activities will be added to the Archive as they occur. An upcoming-events section will be generated from the branch's own IEEE vTools Events records by a scheduled job, so that it stays current without anyone remembering to update it — and renders nothing when there is nothing to show, rather than displaying an empty calendar. Synchronization of the Archive with the branch's Instagram account is written and waits only on an access token.</w:t>
+        <w:t xml:space="preserve">Future improvements. Four are planned, and they share one condition: nothing is published that cannot keep itself current. An upcoming-events section will be generated from the branch's own IEEE vTools Events records by a scheduled job, so that it stays accurate without anyone remembering to update it, and renders nothing when there is nothing to show rather than displaying an empty calendar. Synchronization with the branch's Instagram account — already written, waiting only on an access token — will feed both that section and the Archive with the images the branch already publishes, stored as repository files so that they outlive the expiry of Instagram's signed URLs. HERBIEEE, a section collecting the branch's own visual culture, is built and stays hidden until there is enough material to justify a section rather than a placeholder. Last, a short student magazine: Section II records that a blog was left out because we had no sustainable way to keep it honest, and that remains the condition — a named editor in each administration and a fixed cadence come before the first issue, not after it.</w:t>
       </w:r>
     </w:p>
     <w:p>
